--- a/docs/Motor de simulacao do SisGov.docx
+++ b/docs/Motor de simulacao do SisGov.docx
@@ -11,13 +11,27 @@
       </w:r>
     </w:p>
     <w:p>
+      <w:pPr>
+        <w:widowControl/>
+      </w:pPr>
       <w:r>
-        <w:t>Proposta técnica inicial para discussão e implementação incremental</w:t>
+        <w:t>Proposta técnica para implementação incremental</w:t>
       </w:r>
     </w:p>
     <w:p>
+      <w:pPr>
+        <w:widowControl/>
+      </w:pPr>
       <w:r>
-        <w:t>26 de setembro de 2026</w:t>
+        <w:t>1 de outubro de 2026 • Revisão para conteúdo declarativo e jogo como partido</w:t>
+      </w:r>
+    </w:p>
+    <w:p>
+      <w:pPr>
+        <w:widowControl/>
+      </w:pPr>
+      <w:r>
+        <w:t>Proposta original de 26 de setembro de 2026. Esta revisão preserva os exemplos numéricos e a decisão síncrona de SG009; as capacidades descritas ainda precisam ser implementadas.</w:t>
       </w:r>
     </w:p>
     <w:p>
@@ -29,13 +43,19 @@
       </w:r>
     </w:p>
     <w:p>
+      <w:pPr>
+        <w:widowControl/>
+      </w:pPr>
       <w:r>
-        <w:t>Vamos construir um motor genérico de simulação numérica em grafos, com regras explícitas e resultados explicáveis. Ele deverá carregar um modelo, validar suas relações, avançar o tempo e mostrar como cada resultado foi produzido. Esta proposta define a base para iniciar esse trabalho; as escolhas aqui são recomendações de arquitetura, ainda sem implementação.</w:t>
+        <w:t>Vamos construir um motor genérico de simulação numérica em grafos, com regras explícitas e resultados explicáveis. Ele deverá carregar um modelo, validar suas relações, avançar o tempo e mostrar como cada resultado foi produzido. Esta proposta define a base técnica; o plano de produção organiza sua implementação e integração com o jogo.</w:t>
       </w:r>
     </w:p>
     <w:p>
+      <w:pPr>
+        <w:widowControl/>
+      </w:pPr>
       <w:r>
-        <w:t>O estudo de Democracy 4 inspira três capacidades: dependências entre variáveis, consequências que aparecem ao longo do tempo e inspeção das causas de cada mudança. As políticas públicas e os grupos sociais daquele estudo ficam como conteúdo de referência para uma etapa posterior. Nesta etapa, “políticas do motor” são as decisões técnicas sobre execução, erros, tempo e integridade dos dados.</w:t>
+        <w:t>O estudo de Democracy 4 inspira três capacidades: dependências entre variáveis, consequências que aparecem ao longo do tempo e inspeção das causas de cada mudança. O SisGov usará políticas públicas, interesses sociais e eleições na camada de jogo. Neste documento, “políticas do motor” são as decisões técnicas sobre execução, erros, tempo e integridade dos dados.</w:t>
       </w:r>
     </w:p>
     <w:p>
@@ -129,6 +149,92 @@
     </w:p>
     <w:p>
       <w:pPr>
+        <w:widowControl/>
+      </w:pPr>
+      <w:r>
+        <w:t>O conteúdo do cenário será um pacote JSON identificado por versão. Cada medida terá um arquivo próprio e um tipo, como lei, imposto ou programa; situações, eventos, dilemas e consequências também terão definições próprias. O carregador valida o pacote e traduz suas dependências numéricas para o grafo e suas regras de partida para a camada de jogo. Conteúdo novo que usa mecanismos existentes exige apenas dados; mecanismos novos exigem implementação, validação e testes.</w:t>
+      </w:r>
+    </w:p>
+    <w:p>
+      <w:pPr>
+        <w:widowControl/>
+      </w:pPr>
+      <w:r>
+        <w:rPr>
+          <w:rFonts w:ascii="Consolas" w:hAnsi="Consolas"/>
+          <w:sz w:val="20"/>
+        </w:rPr>
+        <w:t>engine</w:t>
+      </w:r>
+      <w:r>
+        <w:t xml:space="preserve"> executa mecanismos numéricos genéricos. </w:t>
+      </w:r>
+      <w:r>
+        <w:rPr>
+          <w:rFonts w:ascii="Consolas" w:hAnsi="Consolas"/>
+          <w:sz w:val="20"/>
+        </w:rPr>
+        <w:t>game</w:t>
+      </w:r>
+      <w:r>
+        <w:t xml:space="preserve"> coordena propostas, aprovação, implantação, finanças, população, Senado e eleições, usando esses mecanismos e o conteúdo validado. A interface apresenta resultados e envia intenções à camada de jogo; não autoriza medidas diretamente no motor.</w:t>
+      </w:r>
+    </w:p>
+    <w:p>
+      <w:pPr>
+        <w:pStyle w:val="Heading1"/>
+        <w:keepNext/>
+        <w:widowControl/>
+      </w:pPr>
+      <w:r>
+        <w:rPr>
+          <w:color w:val="000000"/>
+        </w:rPr>
+        <w:t>Implicações do jogo como partido</w:t>
+      </w:r>
+    </w:p>
+    <w:p>
+      <w:pPr>
+        <w:widowControl/>
+      </w:pPr>
+      <w:r>
+        <w:t>O jogador representa um partido que, enquanto ocupa a Presidência, conduz o governo. Partido, governo em exercício e composição do Senado são estados distintos. Os votos da população originam os resultados separados para Presidência e Senado.</w:t>
+      </w:r>
+    </w:p>
+    <w:p>
+      <w:pPr>
+        <w:widowControl/>
+      </w:pPr>
+      <w:r>
+        <w:t>A população será representada por perfis agregados com interesses combinados: trabalhadores, ricos, idosos e motoristas são exemplos de interesses, não blocos eleitorais que possam ser somados diretamente. O peso de cada perfil entra uma única vez na apuração, mesmo quando seus integrantes reúnem vários interesses.</w:t>
+      </w:r>
+    </w:p>
+    <w:p>
+      <w:pPr>
+        <w:widowControl/>
+      </w:pPr>
+      <w:r>
+        <w:t>Os JSON das medidas declaram afinidade com correntes políticas. Essa afinidade não é uma probabilidade de voto nem a opinião popular sobre a proposta; seus valores não precisam somar 100%. A camada de jogo consulta também a reação popular, que influencia parlamentares e consequências eleitorais. Popularidade não é um veto automático: uma proposta impopular pode obter votos suficientes, e uma popular pode ser rejeitada.</w:t>
+      </w:r>
+    </w:p>
+    <w:p>
+      <w:pPr>
+        <w:widowControl/>
+      </w:pPr>
+      <w:r>
+        <w:t>Antes de confirmar uma proposta, o jogador poderá consultar estimativas de reação popular e apoio parlamentar, distintas do resultado confirmado. O detalhamento das eleições senatoriais e da votação permanece pendente: esta revisão não define quantidade de partidos ou cadeiras, distribuição de vagas ou regra de maioria. Essas decisões precisam ser registradas antes de implementar a aprovação parlamentar.</w:t>
+      </w:r>
+    </w:p>
+    <w:p>
+      <w:pPr>
+        <w:widowControl/>
+      </w:pPr>
+      <w:r>
+        <w:t>O cenário brasileiro começa com políticas vigentes, níveis de implantação, finanças, população e composição política herdados. Uma vitória presidencial do partido inicia novo mandato preservando país, dívida, crises, propostas e efeitos em andamento. A derrota encerra a partida na primeira versão; atuação na oposição fica adiada.</w:t>
+      </w:r>
+    </w:p>
+    <w:p>
+      <w:pPr>
         <w:pStyle w:val="Heading1"/>
       </w:pPr>
       <w:r>
@@ -161,13 +267,19 @@
       </w:r>
     </w:p>
     <w:p>
+      <w:pPr>
+        <w:widowControl/>
+      </w:pPr>
       <w:r>
-        <w:t>Cada relação terá ID, origem, destino, mecanismo, parâmetros, unidade de saída e atraso explícito. A primeira versão usará apenas transformação afim de uma entrada: multiplicar o valor da origem por um coeficiente e somar um termo constante. O coeficiente deverá converter a unidade de origem para a unidade de contribuição.</w:t>
+        <w:t>Cada relação terá ID, origem, destino, mecanismo, parâmetros, unidade de saída e atraso explícito. O primeiro núcleo verificável usará transformação afim de uma entrada: multiplicar o valor da origem por um coeficiente e somar um termo constante. O coeficiente deverá converter a unidade de origem para a unidade de contribuição.</w:t>
       </w:r>
     </w:p>
     <w:p>
+      <w:pPr>
+        <w:widowControl/>
+      </w:pPr>
       <w:r>
-        <w:t>Contribuições para um valor calculado terão a unidade desse valor. Contribuições para um estoque terão unidade de taxa. A agregação inicial será soma, em ordem estável de IDs. Produto, mínimo e máximo só serão acrescentados como mecanismos definidos e testados, com semântica própria.</w:t>
+        <w:t>Contribuições para um valor calculado terão a unidade desse valor. Contribuições para um estoque terão unidade de taxa. A agregação inicial será soma, em ordem estável de IDs. Produto, mínimo e máximo só serão acrescentados como mecanismos definidos e testados, com semântica própria. Por exemplo, receita como alíquota multiplicada por base tributável requer um mecanismo de produto com duas entradas; ele será implementado quando o cenário exigir esse cálculo, com contrato e testes antes do uso.</w:t>
       </w:r>
     </w:p>
     <w:p>
@@ -184,8 +296,21 @@
       </w:r>
     </w:p>
     <w:p>
+      <w:pPr>
+        <w:widowControl/>
+      </w:pPr>
       <w:r>
-        <w:t>A proposta inicial é uma atualização síncrona. Um passo lê um retrato imutável do estado inicial e produz outro estado. Todos os nós leem esse mesmo retrato; nenhum cálculo lê um resultado parcial produzido naquele passo.</w:t>
+        <w:t xml:space="preserve">A atualização síncrona foi escolhida em SG009, conforme </w:t>
+      </w:r>
+      <w:r>
+        <w:rPr>
+          <w:rFonts w:ascii="Consolas" w:hAnsi="Consolas"/>
+          <w:sz w:val="20"/>
+        </w:rPr>
+        <w:t>src/engine/semantica-do-passo.md</w:t>
+      </w:r>
+      <w:r>
+        <w:t>. Um passo lê um retrato imutável do estado inicial e produz outro estado. Todos os nós leem esse mesmo retrato; nenhum cálculo lê um resultado parcial produzido naquele passo.</w:t>
       </w:r>
     </w:p>
     <w:p>
@@ -237,6 +362,14 @@
       </w:r>
     </w:p>
     <w:p>
+      <w:pPr>
+        <w:widowControl/>
+      </w:pPr>
+      <w:r>
+        <w:t>Na camada de jogo, orçamento público, opinião popular e apoio parlamentar são grandezas distintas. Receitas, despesas, saldo, dívida e juros terão domínios coerentes com seu significado. Déficit é um resultado válido, com financiamento definido pelo cenário, e permite continuar a partida; não deve ser rejeitado por um limite genérico de “dinheiro não negativo”. Dados ausentes, referências quebradas e cálculos inválidos continuam sendo falhas técnicas. A consequência econômica de uma situação adversa pertence às regras do jogo.</w:t>
+      </w:r>
+    </w:p>
+    <w:p>
       <w:r>
         <w:t>As unidades serão identificadores explícitos em um pequeno catálogo inicial. Um índice de 0 a 1 e um percentual de 0 a 100 são representações distintas e requerem conversão. Na primeira versão, aceitaremos apenas unidades e conversões registradas; uma álgebra geral de unidades fica adiada.</w:t>
       </w:r>
@@ -264,9 +397,30 @@
     <w:p>
       <w:pPr>
         <w:pStyle w:val="Heading1"/>
+        <w:keepNext/>
+        <w:widowControl/>
       </w:pPr>
       <w:r>
-        <w:t>Atrasos respostas graduais e condições</w:t>
+        <w:rPr>
+          <w:color w:val="000000"/>
+        </w:rPr>
+        <w:t>Implantação, atrasos, respostas graduais e condições</w:t>
+      </w:r>
+    </w:p>
+    <w:p>
+      <w:pPr>
+        <w:widowControl/>
+      </w:pPr>
+      <w:r>
+        <w:t>A camada de jogo distingue proposta, aprovação e implantação. Uma proposta rejeitada não inicia implantação. O nível desejado registra a intensidade escolhida pelo jogador, que só passa a orientar a implantação após a aprovação aplicável; o nível implantado registra quanto já funciona efetivamente. Uma mudança aprovada pode levar tempo para aproximar o nível implantado do desejado, inclusive quando reduz uma medida antes de concluir sua ampliação.</w:t>
+      </w:r>
+    </w:p>
+    <w:p>
+      <w:pPr>
+        <w:widowControl/>
+      </w:pPr>
+      <w:r>
+        <w:t>O prazo de implantação é diferente do atraso de um resultado: ampliar um serviço pode levar tempo, e sua consequência em outro indicador pode aparecer depois. Duração define por quanto tempo um efeito permanece ativo; dissipação define como ele perde força gradualmente. Os JSON declaram os comportamentos necessários a cada medida, sem exigir todos eles. Revogação segue regras próprias e não apaga automaticamente estruturas, estoques ou efeitos já acumulados.</w:t>
       </w:r>
     </w:p>
     <w:p>
@@ -287,6 +441,14 @@
     <w:p>
       <w:r>
         <w:t>Condições poderão habilitar contribuições usando comparações e combinações lógicas declaradas. Serão avaliadas sobre o mesmo retrato imutável. Uma situação que se ativa ao final de um passo só poderá influenciar outros nós no próximo. Não haverá repetição automática de regras até estabilizar dentro do passo.</w:t>
+      </w:r>
+    </w:p>
+    <w:p>
+      <w:pPr>
+        <w:widowControl/>
+      </w:pPr>
+      <w:r>
+        <w:t>Na camada de jogo, situação é uma condição persistente com regras de entrada e saída e efeitos enquanto ativa. Evento é um acontecimento automático; dilema exige uma escolha e não aplica as consequências de uma opção antes da resposta. Eles podem compartilhar condições e mecanismos de efeito, mantendo estados distintos de atividade, ocorrência e escolha pendente. Os testes artificiais cobrem os três comportamentos; o cenário jogável mínimo não precisa conter todos eles.</w:t>
       </w:r>
     </w:p>
     <w:p>
@@ -315,6 +477,14 @@
     <w:p>
       <w:r>
         <w:t>Um snapshot deverá incluir valores, passo, duração, memórias de atraso, estados internos dos mecanismos e identificadores de versão do modelo e do executor. Comandos externos deverão ser registrados por passo. Restaurar uma execução exige esses dados; somente os valores visíveis dos nós seriam insuficientes.</w:t>
+      </w:r>
+    </w:p>
+    <w:p>
+      <w:pPr>
+        <w:widowControl/>
+      </w:pPr>
+      <w:r>
+        <w:t>Esse snapshot é do motor. O salvamento da partida o inclui e acrescenta identidade do pacote de conteúdo, partido do jogador, governo e mandato, população, composição do Senado, propostas e resultados de aprovação, políticas vigentes, níveis desejados e implantados, finanças, situações ativas, eventos ocorridos, dilemas pendentes ou respondidos e efeitos em andamento. Restaurar deve preservar tanto o cálculo quanto a situação política, sem repetir ocorrências ou perder escolhas pendentes; iniciar outro mandato não reinicializa esses estados.</w:t>
       </w:r>
     </w:p>
     <w:p>
@@ -363,6 +533,24 @@
     <w:p>
       <w:r>
         <w:t>O teste de reprodução comparará uma execução contínua com outra interrompida, exportada e retomada. Testes de trajetórias maiores observarão divergência numérica e limites; aprovar um passo isolado não comprova estabilidade.</w:t>
+      </w:r>
+    </w:p>
+    <w:p>
+      <w:pPr>
+        <w:widowControl/>
+      </w:pPr>
+      <w:r>
+        <w:t xml:space="preserve">Na integração com </w:t>
+      </w:r>
+      <w:r>
+        <w:rPr>
+          <w:rFonts w:ascii="Consolas" w:hAnsi="Consolas"/>
+          <w:sz w:val="20"/>
+        </w:rPr>
+        <w:t>game</w:t>
+      </w:r>
+      <w:r>
+        <w:t>, os aceites incluem proposta popular rejeitada e impopular aprovada, votação sem dupla contagem de perfis, rejeição sem implantação, implantação gradual separada do atraso dos resultados e déficit que não interrompe o turno. Uma vitória deve iniciar outro mandato com o país preservado; uma derrota deve encerrar a primeira versão. O teste de salvamento deverá incluir composição política e efeitos ainda em andamento.</w:t>
       </w:r>
     </w:p>
     <w:p>
@@ -427,8 +615,11 @@
       </w:r>
     </w:p>
     <w:p>
+      <w:pPr>
+        <w:widowControl/>
+      </w:pPr>
       <w:r>
-        <w:t>O recorte termina com esse motor verificado. A escolha das políticas públicas, do modelo brasileiro e da experiência de jogo será discutida em outro momento. A primeira tarefa concreta é detalhar e implementar os contratos e exemplos da entrega 1 após a revisão desta proposta.</w:t>
+        <w:t>O recorte técnico termina com esse motor verificado. O plano de produção integra o núcleo às capacidades de jogo descritas acima; essas capacidades não exigem inserir regras brasileiras no executor. Os contratos e exemplos da entrega 1 deverão respeitar a decisão já registrada em SG009.</w:t>
       </w:r>
     </w:p>
     <w:p>
@@ -465,8 +656,11 @@
       </w:r>
     </w:p>
     <w:p>
+      <w:pPr>
+        <w:widowControl/>
+      </w:pPr>
       <w:r>
-        <w:t>As decisões recomendadas para a primeira implementação são atualização síncrona, grafo em memória, agregação por soma, domínio validado e falha atômica. Permanecem para validação durante as entregas a duração dos exemplos, as unidades iniciais suportadas e a necessidade de Graphology. A duração do turno e o conteúdo do jogo ficam fora desta decisão.</w:t>
+        <w:t>As decisões para o núcleo inicial são atualização síncrona, grafo em memória, agregação por soma, domínio validado e falha atômica. Soma e transformação afim são o primeiro recorte verificável, não um limite permanente para os cálculos do jogo. Permanecem para validação durante as entregas a duração dos exemplos, as unidades iniciais suportadas e a necessidade de Graphology. A duração do turno e as regras eleitorais e parlamentares pertencem à camada de jogo e ainda requerem especificação própria.</w:t>
       </w:r>
     </w:p>
     <w:sectPr>
@@ -955,7 +1149,7 @@
       <w:rFonts w:asciiTheme="majorHAnsi" w:eastAsiaTheme="majorEastAsia" w:hAnsiTheme="majorHAnsi" w:cstheme="majorBidi"/>
       <w:b/>
       <w:bCs/>
-      <w:color w:val="4F81BD" w:themeColor="accent1"/>
+      <w:color w:val="000000"/>
       <w:sz w:val="26"/>
       <w:szCs w:val="26"/>
     </w:rPr>
@@ -1210,6 +1404,7 @@
     <w:qFormat/>
     <w:rsid w:val="00FC693F"/>
     <w:pPr>
+      <w:keepNext/>
       <w:spacing w:after="160" w:line="240" w:lineRule="auto"/>
       <w:contextualSpacing/>
     </w:pPr>
